--- a/A2report.docx
+++ b/A2report.docx
@@ -974,6 +974,14 @@
       </w:r>
     </w:p>
     <w:p>
+      <w:pPr>
+        <w:rPr>
+          <w:rFonts w:ascii="Arial" w:hAnsi="Arial"/>
+          <w:sz w:val="22"/>
+          <w:szCs w:val="22"/>
+          <w:shd w:val="clear" w:color="auto" w:fill="FFFFFF"/>
+        </w:rPr>
+      </w:pPr>
       <w:r>
         <w:rPr>
           <w:rFonts w:ascii="Arial" w:hAnsi="Arial"/>
@@ -1042,6 +1050,1261 @@
           <w:shd w:val="clear" w:color="auto" w:fill="FFFFFF"/>
         </w:rPr>
         <w:t xml:space="preserve"> gets pulled around by those points and ends up with a worse boundary. </w:t>
+      </w:r>
+    </w:p>
+    <w:p>
+      <w:pPr>
+        <w:rPr>
+          <w:rFonts w:ascii="Arial" w:hAnsi="Arial"/>
+          <w:sz w:val="22"/>
+          <w:szCs w:val="22"/>
+          <w:shd w:val="clear" w:color="auto" w:fill="FFFFFF"/>
+        </w:rPr>
+      </w:pPr>
+    </w:p>
+    <w:p>
+      <w:pPr>
+        <w:rPr>
+          <w:rFonts w:ascii="Arial" w:hAnsi="Arial"/>
+          <w:sz w:val="22"/>
+          <w:szCs w:val="22"/>
+          <w:shd w:val="clear" w:color="auto" w:fill="FFFFFF"/>
+        </w:rPr>
+      </w:pPr>
+    </w:p>
+    <w:p>
+      <w:pPr>
+        <w:rPr>
+          <w:rFonts w:ascii="Arial" w:hAnsi="Arial"/>
+          <w:sz w:val="22"/>
+          <w:szCs w:val="22"/>
+          <w:shd w:val="clear" w:color="auto" w:fill="FFFFFF"/>
+        </w:rPr>
+      </w:pPr>
+    </w:p>
+    <w:p>
+      <w:pPr>
+        <w:rPr>
+          <w:rFonts w:ascii="Arial" w:hAnsi="Arial"/>
+          <w:sz w:val="22"/>
+          <w:szCs w:val="22"/>
+          <w:shd w:val="clear" w:color="auto" w:fill="FFFFFF"/>
+        </w:rPr>
+      </w:pPr>
+      <w:r>
+        <w:rPr>
+          <w:rFonts w:ascii="Arial" w:hAnsi="Arial"/>
+          <w:sz w:val="22"/>
+          <w:szCs w:val="22"/>
+          <w:shd w:val="clear" w:color="auto" w:fill="FFFFFF"/>
+        </w:rPr>
+        <w:lastRenderedPageBreak/>
+        <w:t>2.d.</w:t>
+      </w:r>
+    </w:p>
+    <w:p>
+      <w:pPr>
+        <w:rPr>
+          <w:rFonts w:ascii="Arial" w:hAnsi="Arial"/>
+          <w:sz w:val="22"/>
+          <w:szCs w:val="22"/>
+          <w:shd w:val="clear" w:color="auto" w:fill="FFFFFF"/>
+        </w:rPr>
+      </w:pPr>
+      <w:r>
+        <w:rPr>
+          <w:rFonts w:ascii="Arial" w:hAnsi="Arial" w:cs="Arial"/>
+          <w:sz w:val="22"/>
+          <w:szCs w:val="22"/>
+          <w:shd w:val="clear" w:color="auto" w:fill="FFFFFF"/>
+        </w:rPr>
+        <w:t>Table 3: Training accuracies with different kernels</w:t>
+      </w:r>
+    </w:p>
+    <w:tbl>
+      <w:tblPr>
+        <w:tblStyle w:val="TableGrid"/>
+        <w:tblW w:w="0" w:type="auto"/>
+        <w:tblLook w:val="04A0" w:firstRow="1" w:lastRow="0" w:firstColumn="1" w:lastColumn="0" w:noHBand="0" w:noVBand="1"/>
+      </w:tblPr>
+      <w:tblGrid>
+        <w:gridCol w:w="1335"/>
+        <w:gridCol w:w="1335"/>
+        <w:gridCol w:w="1336"/>
+        <w:gridCol w:w="1336"/>
+        <w:gridCol w:w="1336"/>
+        <w:gridCol w:w="1336"/>
+        <w:gridCol w:w="1336"/>
+      </w:tblGrid>
+      <w:tr>
+        <w:tc>
+          <w:tcPr>
+            <w:tcW w:w="1335" w:type="dxa"/>
+            <w:vMerge w:val="restart"/>
+          </w:tcPr>
+          <w:p>
+            <w:pPr>
+              <w:rPr>
+                <w:rFonts w:ascii="Arial" w:hAnsi="Arial"/>
+                <w:sz w:val="22"/>
+                <w:szCs w:val="22"/>
+                <w:shd w:val="clear" w:color="auto" w:fill="FFFFFF"/>
+              </w:rPr>
+            </w:pPr>
+            <w:r>
+              <w:rPr>
+                <w:rFonts w:ascii="Arial" w:hAnsi="Arial"/>
+                <w:sz w:val="22"/>
+                <w:szCs w:val="22"/>
+                <w:shd w:val="clear" w:color="auto" w:fill="FFFFFF"/>
+              </w:rPr>
+              <w:t>Kernel</w:t>
+            </w:r>
+          </w:p>
+        </w:tc>
+        <w:tc>
+          <w:tcPr>
+            <w:tcW w:w="4007" w:type="dxa"/>
+            <w:gridSpan w:val="3"/>
+          </w:tcPr>
+          <w:p>
+            <w:proofErr w:type="spellStart"/>
+            <w:r>
+              <w:t>SqHinge</w:t>
+            </w:r>
+            <w:proofErr w:type="spellEnd"/>
+          </w:p>
+        </w:tc>
+        <w:tc>
+          <w:tcPr>
+            <w:tcW w:w="4008" w:type="dxa"/>
+            <w:gridSpan w:val="3"/>
+          </w:tcPr>
+          <w:p>
+            <w:r>
+              <w:t>Hinge</w:t>
+            </w:r>
+          </w:p>
+        </w:tc>
+      </w:tr>
+      <w:tr>
+        <w:tc>
+          <w:tcPr>
+            <w:tcW w:w="1335" w:type="dxa"/>
+            <w:vMerge/>
+          </w:tcPr>
+          <w:p/>
+        </w:tc>
+        <w:tc>
+          <w:tcPr>
+            <w:tcW w:w="1335" w:type="dxa"/>
+          </w:tcPr>
+          <w:p>
+            <w:r>
+              <w:t>Model 1</w:t>
+            </w:r>
+          </w:p>
+        </w:tc>
+        <w:tc>
+          <w:tcPr>
+            <w:tcW w:w="1336" w:type="dxa"/>
+          </w:tcPr>
+          <w:p>
+            <w:r>
+              <w:t>Model 2</w:t>
+            </w:r>
+          </w:p>
+        </w:tc>
+        <w:tc>
+          <w:tcPr>
+            <w:tcW w:w="1336" w:type="dxa"/>
+          </w:tcPr>
+          <w:p>
+            <w:r>
+              <w:t>Model 3</w:t>
+            </w:r>
+          </w:p>
+        </w:tc>
+        <w:tc>
+          <w:tcPr>
+            <w:tcW w:w="1336" w:type="dxa"/>
+          </w:tcPr>
+          <w:p>
+            <w:r>
+              <w:t>Model 1</w:t>
+            </w:r>
+          </w:p>
+        </w:tc>
+        <w:tc>
+          <w:tcPr>
+            <w:tcW w:w="1336" w:type="dxa"/>
+          </w:tcPr>
+          <w:p>
+            <w:r>
+              <w:t>Model 2</w:t>
+            </w:r>
+          </w:p>
+        </w:tc>
+        <w:tc>
+          <w:tcPr>
+            <w:tcW w:w="1336" w:type="dxa"/>
+          </w:tcPr>
+          <w:p>
+            <w:r>
+              <w:t>Model 3</w:t>
+            </w:r>
+          </w:p>
+        </w:tc>
+      </w:tr>
+      <w:tr>
+        <w:tc>
+          <w:tcPr>
+            <w:tcW w:w="1335" w:type="dxa"/>
+          </w:tcPr>
+          <w:p>
+            <w:r>
+              <w:t>Linear</w:t>
+            </w:r>
+          </w:p>
+        </w:tc>
+        <w:tc>
+          <w:tcPr>
+            <w:tcW w:w="1335" w:type="dxa"/>
+          </w:tcPr>
+          <w:p>
+            <w:r>
+              <w:t>1</w:t>
+            </w:r>
+          </w:p>
+        </w:tc>
+        <w:tc>
+          <w:tcPr>
+            <w:tcW w:w="1336" w:type="dxa"/>
+          </w:tcPr>
+          <w:p>
+            <w:r>
+              <w:t>0.582</w:t>
+            </w:r>
+          </w:p>
+        </w:tc>
+        <w:tc>
+          <w:tcPr>
+            <w:tcW w:w="1336" w:type="dxa"/>
+          </w:tcPr>
+          <w:p>
+            <w:r>
+              <w:t>0.868</w:t>
+            </w:r>
+          </w:p>
+        </w:tc>
+        <w:tc>
+          <w:tcPr>
+            <w:tcW w:w="1336" w:type="dxa"/>
+          </w:tcPr>
+          <w:p>
+            <w:r>
+              <w:t>0.999</w:t>
+            </w:r>
+          </w:p>
+        </w:tc>
+        <w:tc>
+          <w:tcPr>
+            <w:tcW w:w="1336" w:type="dxa"/>
+          </w:tcPr>
+          <w:p>
+            <w:r>
+              <w:t>0.618</w:t>
+            </w:r>
+          </w:p>
+        </w:tc>
+        <w:tc>
+          <w:tcPr>
+            <w:tcW w:w="1336" w:type="dxa"/>
+          </w:tcPr>
+          <w:p>
+            <w:r>
+              <w:t>0.868</w:t>
+            </w:r>
+          </w:p>
+        </w:tc>
+      </w:tr>
+      <w:tr>
+        <w:tc>
+          <w:tcPr>
+            <w:tcW w:w="1335" w:type="dxa"/>
+          </w:tcPr>
+          <w:p>
+            <w:r>
+              <w:t>Poly(d=2)</w:t>
+            </w:r>
+          </w:p>
+        </w:tc>
+        <w:tc>
+          <w:tcPr>
+            <w:tcW w:w="1335" w:type="dxa"/>
+          </w:tcPr>
+          <w:p>
+            <w:r>
+              <w:t>1</w:t>
+            </w:r>
+          </w:p>
+        </w:tc>
+        <w:tc>
+          <w:tcPr>
+            <w:tcW w:w="1336" w:type="dxa"/>
+          </w:tcPr>
+          <w:p>
+            <w:r>
+              <w:t>1</w:t>
+            </w:r>
+          </w:p>
+        </w:tc>
+        <w:tc>
+          <w:tcPr>
+            <w:tcW w:w="1336" w:type="dxa"/>
+          </w:tcPr>
+          <w:p>
+            <w:r>
+              <w:t>0.869</w:t>
+            </w:r>
+          </w:p>
+        </w:tc>
+        <w:tc>
+          <w:tcPr>
+            <w:tcW w:w="1336" w:type="dxa"/>
+          </w:tcPr>
+          <w:p>
+            <w:r>
+              <w:t>0.998</w:t>
+            </w:r>
+          </w:p>
+        </w:tc>
+        <w:tc>
+          <w:tcPr>
+            <w:tcW w:w="1336" w:type="dxa"/>
+          </w:tcPr>
+          <w:p>
+            <w:r>
+              <w:t>1</w:t>
+            </w:r>
+          </w:p>
+        </w:tc>
+        <w:tc>
+          <w:tcPr>
+            <w:tcW w:w="1336" w:type="dxa"/>
+          </w:tcPr>
+          <w:p>
+            <w:r>
+              <w:t>0.874</w:t>
+            </w:r>
+          </w:p>
+        </w:tc>
+      </w:tr>
+      <w:tr>
+        <w:tc>
+          <w:tcPr>
+            <w:tcW w:w="1335" w:type="dxa"/>
+          </w:tcPr>
+          <w:p>
+            <w:r>
+              <w:t>Poly(d=3)</w:t>
+            </w:r>
+          </w:p>
+        </w:tc>
+        <w:tc>
+          <w:tcPr>
+            <w:tcW w:w="1335" w:type="dxa"/>
+          </w:tcPr>
+          <w:p>
+            <w:r>
+              <w:t>1</w:t>
+            </w:r>
+          </w:p>
+        </w:tc>
+        <w:tc>
+          <w:tcPr>
+            <w:tcW w:w="1336" w:type="dxa"/>
+          </w:tcPr>
+          <w:p>
+            <w:r>
+              <w:t>1</w:t>
+            </w:r>
+          </w:p>
+        </w:tc>
+        <w:tc>
+          <w:tcPr>
+            <w:tcW w:w="1336" w:type="dxa"/>
+          </w:tcPr>
+          <w:p>
+            <w:r>
+              <w:t>1</w:t>
+            </w:r>
+          </w:p>
+        </w:tc>
+        <w:tc>
+          <w:tcPr>
+            <w:tcW w:w="1336" w:type="dxa"/>
+          </w:tcPr>
+          <w:p>
+            <w:r>
+              <w:t>1</w:t>
+            </w:r>
+          </w:p>
+        </w:tc>
+        <w:tc>
+          <w:tcPr>
+            <w:tcW w:w="1336" w:type="dxa"/>
+          </w:tcPr>
+          <w:p>
+            <w:r>
+              <w:t>1</w:t>
+            </w:r>
+          </w:p>
+        </w:tc>
+        <w:tc>
+          <w:tcPr>
+            <w:tcW w:w="1336" w:type="dxa"/>
+          </w:tcPr>
+          <w:p>
+            <w:r>
+              <w:t>1</w:t>
+            </w:r>
+          </w:p>
+        </w:tc>
+      </w:tr>
+      <w:tr>
+        <w:tc>
+          <w:tcPr>
+            <w:tcW w:w="1335" w:type="dxa"/>
+          </w:tcPr>
+          <w:p>
+            <w:proofErr w:type="gramStart"/>
+            <w:r>
+              <w:rPr>
+                <w:rFonts w:ascii="Arial" w:hAnsi="Arial" w:cs="Arial"/>
+                <w:sz w:val="22"/>
+                <w:szCs w:val="22"/>
+                <w:shd w:val="clear" w:color="auto" w:fill="FFFFFF"/>
+              </w:rPr>
+              <w:t>Gauss(</w:t>
+            </w:r>
+            <w:proofErr w:type="gramEnd"/>
+            <w:r>
+              <w:rPr>
+                <w:rFonts w:ascii="Arial" w:hAnsi="Arial" w:cs="Arial"/>
+                <w:sz w:val="22"/>
+                <w:szCs w:val="22"/>
+                <w:shd w:val="clear" w:color="auto" w:fill="FFFFFF"/>
+              </w:rPr>
+              <w:t>σ = 1)</w:t>
+            </w:r>
+          </w:p>
+        </w:tc>
+        <w:tc>
+          <w:tcPr>
+            <w:tcW w:w="1335" w:type="dxa"/>
+          </w:tcPr>
+          <w:p>
+            <w:r>
+              <w:t>1</w:t>
+            </w:r>
+          </w:p>
+        </w:tc>
+        <w:tc>
+          <w:tcPr>
+            <w:tcW w:w="1336" w:type="dxa"/>
+          </w:tcPr>
+          <w:p>
+            <w:r>
+              <w:t>1</w:t>
+            </w:r>
+          </w:p>
+        </w:tc>
+        <w:tc>
+          <w:tcPr>
+            <w:tcW w:w="1336" w:type="dxa"/>
+          </w:tcPr>
+          <w:p>
+            <w:r>
+              <w:t>1</w:t>
+            </w:r>
+          </w:p>
+        </w:tc>
+        <w:tc>
+          <w:tcPr>
+            <w:tcW w:w="1336" w:type="dxa"/>
+          </w:tcPr>
+          <w:p>
+            <w:r>
+              <w:t>0.999</w:t>
+            </w:r>
+          </w:p>
+        </w:tc>
+        <w:tc>
+          <w:tcPr>
+            <w:tcW w:w="1336" w:type="dxa"/>
+          </w:tcPr>
+          <w:p>
+            <w:r>
+              <w:t>1</w:t>
+            </w:r>
+          </w:p>
+        </w:tc>
+        <w:tc>
+          <w:tcPr>
+            <w:tcW w:w="1336" w:type="dxa"/>
+          </w:tcPr>
+          <w:p>
+            <w:r>
+              <w:t>1</w:t>
+            </w:r>
+          </w:p>
+        </w:tc>
+      </w:tr>
+      <w:tr>
+        <w:tc>
+          <w:tcPr>
+            <w:tcW w:w="1335" w:type="dxa"/>
+          </w:tcPr>
+          <w:p>
+            <w:pPr>
+              <w:rPr>
+                <w:rFonts w:ascii="Arial" w:hAnsi="Arial" w:cs="Arial"/>
+                <w:sz w:val="22"/>
+                <w:szCs w:val="22"/>
+                <w:shd w:val="clear" w:color="auto" w:fill="FFFFFF"/>
+              </w:rPr>
+            </w:pPr>
+            <w:proofErr w:type="gramStart"/>
+            <w:r>
+              <w:rPr>
+                <w:rFonts w:ascii="Arial" w:hAnsi="Arial" w:cs="Arial"/>
+                <w:sz w:val="22"/>
+                <w:szCs w:val="22"/>
+                <w:shd w:val="clear" w:color="auto" w:fill="FFFFFF"/>
+              </w:rPr>
+              <w:t>Gauss(</w:t>
+            </w:r>
+            <w:proofErr w:type="gramEnd"/>
+            <w:r>
+              <w:rPr>
+                <w:rFonts w:ascii="Arial" w:hAnsi="Arial" w:cs="Arial"/>
+                <w:sz w:val="22"/>
+                <w:szCs w:val="22"/>
+                <w:shd w:val="clear" w:color="auto" w:fill="FFFFFF"/>
+              </w:rPr>
+              <w:t>σ = 0.5)</w:t>
+            </w:r>
+          </w:p>
+        </w:tc>
+        <w:tc>
+          <w:tcPr>
+            <w:tcW w:w="1335" w:type="dxa"/>
+          </w:tcPr>
+          <w:p>
+            <w:r>
+              <w:t>1</w:t>
+            </w:r>
+          </w:p>
+        </w:tc>
+        <w:tc>
+          <w:tcPr>
+            <w:tcW w:w="1336" w:type="dxa"/>
+          </w:tcPr>
+          <w:p>
+            <w:r>
+              <w:t>1</w:t>
+            </w:r>
+          </w:p>
+        </w:tc>
+        <w:tc>
+          <w:tcPr>
+            <w:tcW w:w="1336" w:type="dxa"/>
+          </w:tcPr>
+          <w:p>
+            <w:r>
+              <w:t>1</w:t>
+            </w:r>
+          </w:p>
+        </w:tc>
+        <w:tc>
+          <w:tcPr>
+            <w:tcW w:w="1336" w:type="dxa"/>
+          </w:tcPr>
+          <w:p>
+            <w:r>
+              <w:t>1</w:t>
+            </w:r>
+          </w:p>
+        </w:tc>
+        <w:tc>
+          <w:tcPr>
+            <w:tcW w:w="1336" w:type="dxa"/>
+          </w:tcPr>
+          <w:p>
+            <w:r>
+              <w:t>1</w:t>
+            </w:r>
+          </w:p>
+        </w:tc>
+        <w:tc>
+          <w:tcPr>
+            <w:tcW w:w="1336" w:type="dxa"/>
+          </w:tcPr>
+          <w:p>
+            <w:r>
+              <w:t>1</w:t>
+            </w:r>
+          </w:p>
+        </w:tc>
+      </w:tr>
+    </w:tbl>
+    <w:p/>
+    <w:p>
+      <w:pPr>
+        <w:rPr>
+          <w:rFonts w:ascii="Arial" w:hAnsi="Arial" w:cs="Arial"/>
+          <w:sz w:val="22"/>
+          <w:szCs w:val="22"/>
+          <w:shd w:val="clear" w:color="auto" w:fill="FFFFFF"/>
+        </w:rPr>
+      </w:pPr>
+      <w:r>
+        <w:rPr>
+          <w:rFonts w:ascii="Arial" w:hAnsi="Arial" w:cs="Arial"/>
+          <w:sz w:val="22"/>
+          <w:szCs w:val="22"/>
+          <w:shd w:val="clear" w:color="auto" w:fill="FFFFFF"/>
+        </w:rPr>
+        <w:t>Table 4: Test accuracies with different kernels</w:t>
+      </w:r>
+    </w:p>
+    <w:tbl>
+      <w:tblPr>
+        <w:tblStyle w:val="TableGrid"/>
+        <w:tblW w:w="0" w:type="auto"/>
+        <w:tblLook w:val="04A0" w:firstRow="1" w:lastRow="0" w:firstColumn="1" w:lastColumn="0" w:noHBand="0" w:noVBand="1"/>
+      </w:tblPr>
+      <w:tblGrid>
+        <w:gridCol w:w="1335"/>
+        <w:gridCol w:w="1335"/>
+        <w:gridCol w:w="1336"/>
+        <w:gridCol w:w="1336"/>
+        <w:gridCol w:w="1336"/>
+        <w:gridCol w:w="1336"/>
+        <w:gridCol w:w="1336"/>
+      </w:tblGrid>
+      <w:tr>
+        <w:tc>
+          <w:tcPr>
+            <w:tcW w:w="1335" w:type="dxa"/>
+            <w:vMerge w:val="restart"/>
+          </w:tcPr>
+          <w:p>
+            <w:pPr>
+              <w:rPr>
+                <w:rFonts w:ascii="Arial" w:hAnsi="Arial"/>
+                <w:sz w:val="22"/>
+                <w:szCs w:val="22"/>
+                <w:shd w:val="clear" w:color="auto" w:fill="FFFFFF"/>
+              </w:rPr>
+            </w:pPr>
+            <w:r>
+              <w:rPr>
+                <w:rFonts w:ascii="Arial" w:hAnsi="Arial"/>
+                <w:sz w:val="22"/>
+                <w:szCs w:val="22"/>
+                <w:shd w:val="clear" w:color="auto" w:fill="FFFFFF"/>
+              </w:rPr>
+              <w:t>Kernel</w:t>
+            </w:r>
+          </w:p>
+        </w:tc>
+        <w:tc>
+          <w:tcPr>
+            <w:tcW w:w="4007" w:type="dxa"/>
+            <w:gridSpan w:val="3"/>
+          </w:tcPr>
+          <w:p>
+            <w:proofErr w:type="spellStart"/>
+            <w:r>
+              <w:t>SqHinge</w:t>
+            </w:r>
+            <w:proofErr w:type="spellEnd"/>
+          </w:p>
+        </w:tc>
+        <w:tc>
+          <w:tcPr>
+            <w:tcW w:w="4008" w:type="dxa"/>
+            <w:gridSpan w:val="3"/>
+          </w:tcPr>
+          <w:p>
+            <w:r>
+              <w:t>Hinge</w:t>
+            </w:r>
+          </w:p>
+        </w:tc>
+      </w:tr>
+      <w:tr>
+        <w:tc>
+          <w:tcPr>
+            <w:tcW w:w="1335" w:type="dxa"/>
+            <w:vMerge/>
+          </w:tcPr>
+          <w:p/>
+        </w:tc>
+        <w:tc>
+          <w:tcPr>
+            <w:tcW w:w="1335" w:type="dxa"/>
+          </w:tcPr>
+          <w:p>
+            <w:r>
+              <w:t>Model 1</w:t>
+            </w:r>
+          </w:p>
+        </w:tc>
+        <w:tc>
+          <w:tcPr>
+            <w:tcW w:w="1336" w:type="dxa"/>
+          </w:tcPr>
+          <w:p>
+            <w:r>
+              <w:t>Model 2</w:t>
+            </w:r>
+          </w:p>
+        </w:tc>
+        <w:tc>
+          <w:tcPr>
+            <w:tcW w:w="1336" w:type="dxa"/>
+          </w:tcPr>
+          <w:p>
+            <w:r>
+              <w:t>Model 3</w:t>
+            </w:r>
+          </w:p>
+        </w:tc>
+        <w:tc>
+          <w:tcPr>
+            <w:tcW w:w="1336" w:type="dxa"/>
+          </w:tcPr>
+          <w:p>
+            <w:r>
+              <w:t>Model 1</w:t>
+            </w:r>
+          </w:p>
+        </w:tc>
+        <w:tc>
+          <w:tcPr>
+            <w:tcW w:w="1336" w:type="dxa"/>
+          </w:tcPr>
+          <w:p>
+            <w:r>
+              <w:t>Model 2</w:t>
+            </w:r>
+          </w:p>
+        </w:tc>
+        <w:tc>
+          <w:tcPr>
+            <w:tcW w:w="1336" w:type="dxa"/>
+          </w:tcPr>
+          <w:p>
+            <w:r>
+              <w:t>Model 3</w:t>
+            </w:r>
+          </w:p>
+        </w:tc>
+      </w:tr>
+      <w:tr>
+        <w:tc>
+          <w:tcPr>
+            <w:tcW w:w="1335" w:type="dxa"/>
+          </w:tcPr>
+          <w:p>
+            <w:r>
+              <w:t>Linear</w:t>
+            </w:r>
+          </w:p>
+        </w:tc>
+        <w:tc>
+          <w:tcPr>
+            <w:tcW w:w="1335" w:type="dxa"/>
+          </w:tcPr>
+          <w:p>
+            <w:r>
+              <w:t>0.9919</w:t>
+            </w:r>
+          </w:p>
+        </w:tc>
+        <w:tc>
+          <w:tcPr>
+            <w:tcW w:w="1336" w:type="dxa"/>
+          </w:tcPr>
+          <w:p>
+            <w:r>
+              <w:t>0.5451</w:t>
+            </w:r>
+          </w:p>
+        </w:tc>
+        <w:tc>
+          <w:tcPr>
+            <w:tcW w:w="1336" w:type="dxa"/>
+          </w:tcPr>
+          <w:p>
+            <w:r>
+              <w:t>0.8796</w:t>
+            </w:r>
+          </w:p>
+        </w:tc>
+        <w:tc>
+          <w:tcPr>
+            <w:tcW w:w="1336" w:type="dxa"/>
+          </w:tcPr>
+          <w:p>
+            <w:r>
+              <w:t>0.9916</w:t>
+            </w:r>
+          </w:p>
+        </w:tc>
+        <w:tc>
+          <w:tcPr>
+            <w:tcW w:w="1336" w:type="dxa"/>
+          </w:tcPr>
+          <w:p>
+            <w:r>
+              <w:t>0.592</w:t>
+            </w:r>
+          </w:p>
+        </w:tc>
+        <w:tc>
+          <w:tcPr>
+            <w:tcW w:w="1336" w:type="dxa"/>
+          </w:tcPr>
+          <w:p>
+            <w:r>
+              <w:t>0.878</w:t>
+            </w:r>
+          </w:p>
+        </w:tc>
+      </w:tr>
+      <w:tr>
+        <w:tc>
+          <w:tcPr>
+            <w:tcW w:w="1335" w:type="dxa"/>
+          </w:tcPr>
+          <w:p>
+            <w:r>
+              <w:t>Poly(d=2)</w:t>
+            </w:r>
+          </w:p>
+        </w:tc>
+        <w:tc>
+          <w:tcPr>
+            <w:tcW w:w="1335" w:type="dxa"/>
+          </w:tcPr>
+          <w:p>
+            <w:r>
+              <w:t>0.9826</w:t>
+            </w:r>
+          </w:p>
+        </w:tc>
+        <w:tc>
+          <w:tcPr>
+            <w:tcW w:w="1336" w:type="dxa"/>
+          </w:tcPr>
+          <w:p>
+            <w:r>
+              <w:t>0.9562</w:t>
+            </w:r>
+          </w:p>
+        </w:tc>
+        <w:tc>
+          <w:tcPr>
+            <w:tcW w:w="1336" w:type="dxa"/>
+          </w:tcPr>
+          <w:p>
+            <w:r>
+              <w:t>0.8772</w:t>
+            </w:r>
+          </w:p>
+        </w:tc>
+        <w:tc>
+          <w:tcPr>
+            <w:tcW w:w="1336" w:type="dxa"/>
+          </w:tcPr>
+          <w:p>
+            <w:r>
+              <w:t>0.981</w:t>
+            </w:r>
+          </w:p>
+        </w:tc>
+        <w:tc>
+          <w:tcPr>
+            <w:tcW w:w="1336" w:type="dxa"/>
+          </w:tcPr>
+          <w:p>
+            <w:r>
+              <w:t>0.956</w:t>
+            </w:r>
+          </w:p>
+        </w:tc>
+        <w:tc>
+          <w:tcPr>
+            <w:tcW w:w="1336" w:type="dxa"/>
+          </w:tcPr>
+          <w:p>
+            <w:r>
+              <w:t>0.8787</w:t>
+            </w:r>
+          </w:p>
+        </w:tc>
+      </w:tr>
+      <w:tr>
+        <w:tc>
+          <w:tcPr>
+            <w:tcW w:w="1335" w:type="dxa"/>
+          </w:tcPr>
+          <w:p>
+            <w:r>
+              <w:t>Poly(d=3)</w:t>
+            </w:r>
+          </w:p>
+        </w:tc>
+        <w:tc>
+          <w:tcPr>
+            <w:tcW w:w="1335" w:type="dxa"/>
+          </w:tcPr>
+          <w:p>
+            <w:r>
+              <w:t>0.9732</w:t>
+            </w:r>
+          </w:p>
+        </w:tc>
+        <w:tc>
+          <w:tcPr>
+            <w:tcW w:w="1336" w:type="dxa"/>
+          </w:tcPr>
+          <w:p>
+            <w:r>
+              <w:t>0.959</w:t>
+            </w:r>
+          </w:p>
+        </w:tc>
+        <w:tc>
+          <w:tcPr>
+            <w:tcW w:w="1336" w:type="dxa"/>
+          </w:tcPr>
+          <w:p>
+            <w:r>
+              <w:t>0.9896</w:t>
+            </w:r>
+          </w:p>
+        </w:tc>
+        <w:tc>
+          <w:tcPr>
+            <w:tcW w:w="1336" w:type="dxa"/>
+          </w:tcPr>
+          <w:p>
+            <w:r>
+              <w:t>0.9698</w:t>
+            </w:r>
+          </w:p>
+        </w:tc>
+        <w:tc>
+          <w:tcPr>
+            <w:tcW w:w="1336" w:type="dxa"/>
+          </w:tcPr>
+          <w:p>
+            <w:r>
+              <w:t>0.9624</w:t>
+            </w:r>
+          </w:p>
+        </w:tc>
+        <w:tc>
+          <w:tcPr>
+            <w:tcW w:w="1336" w:type="dxa"/>
+          </w:tcPr>
+          <w:p>
+            <w:r>
+              <w:t>0.9894</w:t>
+            </w:r>
+          </w:p>
+        </w:tc>
+      </w:tr>
+      <w:tr>
+        <w:tc>
+          <w:tcPr>
+            <w:tcW w:w="1335" w:type="dxa"/>
+          </w:tcPr>
+          <w:p>
+            <w:proofErr w:type="gramStart"/>
+            <w:r>
+              <w:rPr>
+                <w:rFonts w:ascii="Arial" w:hAnsi="Arial" w:cs="Arial"/>
+                <w:sz w:val="22"/>
+                <w:szCs w:val="22"/>
+                <w:shd w:val="clear" w:color="auto" w:fill="FFFFFF"/>
+              </w:rPr>
+              <w:t>Gauss(</w:t>
+            </w:r>
+            <w:proofErr w:type="gramEnd"/>
+            <w:r>
+              <w:rPr>
+                <w:rFonts w:ascii="Arial" w:hAnsi="Arial" w:cs="Arial"/>
+                <w:sz w:val="22"/>
+                <w:szCs w:val="22"/>
+                <w:shd w:val="clear" w:color="auto" w:fill="FFFFFF"/>
+              </w:rPr>
+              <w:t>σ = 1)</w:t>
+            </w:r>
+          </w:p>
+        </w:tc>
+        <w:tc>
+          <w:tcPr>
+            <w:tcW w:w="1335" w:type="dxa"/>
+          </w:tcPr>
+          <w:p>
+            <w:r>
+              <w:t>0.9613</w:t>
+            </w:r>
+          </w:p>
+        </w:tc>
+        <w:tc>
+          <w:tcPr>
+            <w:tcW w:w="1336" w:type="dxa"/>
+          </w:tcPr>
+          <w:p>
+            <w:r>
+              <w:t>0.9697</w:t>
+            </w:r>
+          </w:p>
+        </w:tc>
+        <w:tc>
+          <w:tcPr>
+            <w:tcW w:w="1336" w:type="dxa"/>
+          </w:tcPr>
+          <w:p>
+            <w:r>
+              <w:t>0.9964</w:t>
+            </w:r>
+          </w:p>
+        </w:tc>
+        <w:tc>
+          <w:tcPr>
+            <w:tcW w:w="1336" w:type="dxa"/>
+          </w:tcPr>
+          <w:p>
+            <w:r>
+              <w:t>0.961</w:t>
+            </w:r>
+          </w:p>
+        </w:tc>
+        <w:tc>
+          <w:tcPr>
+            <w:tcW w:w="1336" w:type="dxa"/>
+          </w:tcPr>
+          <w:p>
+            <w:r>
+              <w:t>0.9693</w:t>
+            </w:r>
+          </w:p>
+        </w:tc>
+        <w:tc>
+          <w:tcPr>
+            <w:tcW w:w="1336" w:type="dxa"/>
+          </w:tcPr>
+          <w:p>
+            <w:r>
+              <w:t>0.9962</w:t>
+            </w:r>
+          </w:p>
+        </w:tc>
+      </w:tr>
+      <w:tr>
+        <w:tc>
+          <w:tcPr>
+            <w:tcW w:w="1335" w:type="dxa"/>
+          </w:tcPr>
+          <w:p>
+            <w:pPr>
+              <w:rPr>
+                <w:rFonts w:ascii="Arial" w:hAnsi="Arial" w:cs="Arial"/>
+                <w:sz w:val="22"/>
+                <w:szCs w:val="22"/>
+                <w:shd w:val="clear" w:color="auto" w:fill="FFFFFF"/>
+              </w:rPr>
+            </w:pPr>
+            <w:proofErr w:type="gramStart"/>
+            <w:r>
+              <w:rPr>
+                <w:rFonts w:ascii="Arial" w:hAnsi="Arial" w:cs="Arial"/>
+                <w:sz w:val="22"/>
+                <w:szCs w:val="22"/>
+                <w:shd w:val="clear" w:color="auto" w:fill="FFFFFF"/>
+              </w:rPr>
+              <w:t>Gauss(</w:t>
+            </w:r>
+            <w:proofErr w:type="gramEnd"/>
+            <w:r>
+              <w:rPr>
+                <w:rFonts w:ascii="Arial" w:hAnsi="Arial" w:cs="Arial"/>
+                <w:sz w:val="22"/>
+                <w:szCs w:val="22"/>
+                <w:shd w:val="clear" w:color="auto" w:fill="FFFFFF"/>
+              </w:rPr>
+              <w:t>σ = 0.5)</w:t>
+            </w:r>
+          </w:p>
+        </w:tc>
+        <w:tc>
+          <w:tcPr>
+            <w:tcW w:w="1335" w:type="dxa"/>
+          </w:tcPr>
+          <w:p>
+            <w:r>
+              <w:t>0.9656</w:t>
+            </w:r>
+          </w:p>
+        </w:tc>
+        <w:tc>
+          <w:tcPr>
+            <w:tcW w:w="1336" w:type="dxa"/>
+          </w:tcPr>
+          <w:p>
+            <w:r>
+              <w:t>0.9518</w:t>
+            </w:r>
+          </w:p>
+        </w:tc>
+        <w:tc>
+          <w:tcPr>
+            <w:tcW w:w="1336" w:type="dxa"/>
+          </w:tcPr>
+          <w:p>
+            <w:r>
+              <w:t>0.9977</w:t>
+            </w:r>
+          </w:p>
+        </w:tc>
+        <w:tc>
+          <w:tcPr>
+            <w:tcW w:w="1336" w:type="dxa"/>
+          </w:tcPr>
+          <w:p>
+            <w:r>
+              <w:t>0.9653</w:t>
+            </w:r>
+          </w:p>
+        </w:tc>
+        <w:tc>
+          <w:tcPr>
+            <w:tcW w:w="1336" w:type="dxa"/>
+          </w:tcPr>
+          <w:p>
+            <w:r>
+              <w:t>0.9516</w:t>
+            </w:r>
+          </w:p>
+        </w:tc>
+        <w:tc>
+          <w:tcPr>
+            <w:tcW w:w="1336" w:type="dxa"/>
+          </w:tcPr>
+          <w:p>
+            <w:r>
+              <w:t>0.9975</w:t>
+            </w:r>
+          </w:p>
+        </w:tc>
+      </w:tr>
+    </w:tbl>
+    <w:p/>
+    <w:p>
+      <w:r>
+        <w:t>2.e.</w:t>
+      </w:r>
+    </w:p>
+    <w:p>
+      <w:r>
+        <w:t>- The polynomial kernel with degree 3 and both gaussian kernels do well on model 3, reaching around 99% test accuracy. These kernels are flexible enough to fit the curved boundary between the moons, which a linear model could not do in Q1</w:t>
+      </w:r>
+    </w:p>
+    <w:p>
+      <w:pPr>
+        <w:rPr>
+          <w:rFonts w:ascii="Arial" w:hAnsi="Arial"/>
+          <w:sz w:val="22"/>
+          <w:szCs w:val="22"/>
+          <w:shd w:val="clear" w:color="auto" w:fill="FFFFFF"/>
+        </w:rPr>
+      </w:pPr>
+      <w:r>
+        <w:t xml:space="preserve">- Training accuracy is 1.0 or very close for almost every non-linear kernel, </w:t>
+      </w:r>
+      <w:proofErr w:type="gramStart"/>
+      <w:r>
+        <w:t xml:space="preserve">since </w:t>
+      </w:r>
+      <w:r>
+        <w:t xml:space="preserve"> </w:t>
+      </w:r>
+      <w:r>
+        <w:rPr>
+          <w:rFonts w:ascii="Arial" w:hAnsi="Arial"/>
+          <w:sz w:val="22"/>
+          <w:szCs w:val="22"/>
+          <w:shd w:val="clear" w:color="auto" w:fill="FFFFFF"/>
+        </w:rPr>
+        <w:t>λ</w:t>
+      </w:r>
+      <w:proofErr w:type="gramEnd"/>
+      <w:r>
+        <w:rPr>
+          <w:rFonts w:ascii="Arial" w:hAnsi="Arial"/>
+          <w:sz w:val="22"/>
+          <w:szCs w:val="22"/>
+          <w:shd w:val="clear" w:color="auto" w:fill="FFFFFF"/>
+        </w:rPr>
+        <w:t>=0.001 is small and these kernels are very flexible. This means training accuracy alone cannot tell us which kernel is best.</w:t>
+      </w:r>
+    </w:p>
+    <w:p>
+      <w:r>
+        <w:rPr>
+          <w:rFonts w:ascii="Arial" w:hAnsi="Arial"/>
+          <w:sz w:val="22"/>
+          <w:szCs w:val="22"/>
+          <w:shd w:val="clear" w:color="auto" w:fill="FFFFFF"/>
+        </w:rPr>
+        <w:t>- The linear kernel gives almost the same results as q1 (similarly almost 99% on model 1, 50% range on model 2 and 88% on model 3)</w:t>
+      </w:r>
+      <w:r>
+        <w:rPr>
+          <w:rFonts w:ascii="Arial" w:hAnsi="Arial"/>
+          <w:sz w:val="22"/>
+          <w:szCs w:val="22"/>
+          <w:shd w:val="clear" w:color="auto" w:fill="FFFFFF"/>
+        </w:rPr>
+        <w:t xml:space="preserve">. This makes sense because the represented theorem w = X^T * a, so using a linear kernel in the adjoint form is the same problem as the primal form q1. It also still has the same issue on model 2, where Hinge does better than </w:t>
+      </w:r>
+      <w:proofErr w:type="spellStart"/>
+      <w:r>
+        <w:rPr>
+          <w:rFonts w:ascii="Arial" w:hAnsi="Arial"/>
+          <w:sz w:val="22"/>
+          <w:szCs w:val="22"/>
+          <w:shd w:val="clear" w:color="auto" w:fill="FFFFFF"/>
+        </w:rPr>
+        <w:t>SqHinge</w:t>
+      </w:r>
+      <w:proofErr w:type="spellEnd"/>
+      <w:r>
+        <w:rPr>
+          <w:rFonts w:ascii="Arial" w:hAnsi="Arial"/>
+          <w:sz w:val="22"/>
+          <w:szCs w:val="22"/>
+          <w:shd w:val="clear" w:color="auto" w:fill="FFFFFF"/>
+        </w:rPr>
+        <w:t xml:space="preserve"> for the same reason as Q1.</w:t>
       </w:r>
     </w:p>
     <w:sectPr>
